--- a/docs/handouts/Oct15_session2_handouts.docx
+++ b/docs/handouts/Oct15_session2_handouts.docx
@@ -80,7 +80,7 @@
           <w:szCs w:val="22"/>
           <w:color w:val="000000"/>
         </w:rPr>
-        <w:t xml:space="preserve">Read your partner's brief as the person deciding. Answer in this order.</w:t>
+        <w:t xml:space="preserve">Read your partner's brief as if you were the person making the decision. Answer these three questions in order.</w:t>
       </w:r>
     </w:p>
     <w:p>
@@ -161,7 +161,7 @@
           <w:szCs w:val="22"/>
           <w:color w:val="000000"/>
         </w:rPr>
-        <w:t xml:space="preserve">2. What is its strongest claim, and does the findings pack support it?</w:t>
+        <w:t xml:space="preserve">2. What is the brief's strongest claim? Does the findings pack support that claim?</w:t>
       </w:r>
     </w:p>
     <w:p>
@@ -215,7 +215,7 @@
           <w:szCs w:val="22"/>
           <w:color w:val="000000"/>
         </w:rPr>
-        <w:t xml:space="preserve">3. What has it left out that I would have wanted to know?</w:t>
+        <w:t xml:space="preserve">3. What has the brief left out that I would have wanted to know?</w:t>
       </w:r>
     </w:p>
     <w:p>
@@ -287,7 +287,6 @@
           <w:trHeight w:val="360" w:hRule="auto"/>
           <w:tblHeader/>
         </w:trPr>
-        header1
         <w:tc>
           <w:tcPr>
             <w:tcBorders>
@@ -307,6 +306,7 @@
           </w:tcPr>
           <w:p>
             <w:pPr>
+              <w:pStyle w:val="Normal"/>
               <w:jc w:val="left"/>
               <w:pBdr>
                 <w:bottom w:val="none" w:sz="0" w:space="0" w:color="000000"/>
@@ -361,6 +361,7 @@
           </w:tcPr>
           <w:p>
             <w:pPr>
+              <w:pStyle w:val="Normal"/>
               <w:jc w:val="left"/>
               <w:pBdr>
                 <w:bottom w:val="none" w:sz="0" w:space="0" w:color="000000"/>
@@ -401,7 +402,6 @@
         <w:trPr>
           <w:trHeight w:val="648" w:hRule="atLeast"/>
         </w:trPr>
-        body1
         <w:tc>
           <w:tcPr>
             <w:tcBorders>
@@ -421,6 +421,7 @@
           </w:tcPr>
           <w:p>
             <w:pPr>
+              <w:pStyle w:val="Normal"/>
               <w:jc w:val="left"/>
               <w:pBdr>
                 <w:bottom w:val="none" w:sz="0" w:space="0" w:color="000000"/>
@@ -475,6 +476,7 @@
           </w:tcPr>
           <w:p>
             <w:pPr>
+              <w:pStyle w:val="Normal"/>
               <w:jc w:val="left"/>
               <w:pBdr>
                 <w:bottom w:val="none" w:sz="0" w:space="0" w:color="000000"/>
@@ -515,7 +517,6 @@
         <w:trPr>
           <w:trHeight w:val="648" w:hRule="atLeast"/>
         </w:trPr>
-        body2
         <w:tc>
           <w:tcPr>
             <w:tcBorders>
@@ -535,6 +536,7 @@
           </w:tcPr>
           <w:p>
             <w:pPr>
+              <w:pStyle w:val="Normal"/>
               <w:jc w:val="left"/>
               <w:pBdr>
                 <w:bottom w:val="none" w:sz="0" w:space="0" w:color="000000"/>
@@ -566,7 +568,7 @@
                 <w:szCs w:val="21"/>
                 <w:color w:val="000000"/>
               </w:rPr>
-              <w:t xml:space="preserve">It states the 900 AED threshold</w:t>
+              <w:t xml:space="preserve">The brief states the 900 AED threshold</w:t>
             </w:r>
           </w:p>
         </w:tc>
@@ -589,6 +591,7 @@
           </w:tcPr>
           <w:p>
             <w:pPr>
+              <w:pStyle w:val="Normal"/>
               <w:jc w:val="left"/>
               <w:pBdr>
                 <w:bottom w:val="none" w:sz="0" w:space="0" w:color="000000"/>
@@ -629,7 +632,6 @@
         <w:trPr>
           <w:trHeight w:val="648" w:hRule="atLeast"/>
         </w:trPr>
-        body3
         <w:tc>
           <w:tcPr>
             <w:tcBorders>
@@ -649,6 +651,7 @@
           </w:tcPr>
           <w:p>
             <w:pPr>
+              <w:pStyle w:val="Normal"/>
               <w:jc w:val="left"/>
               <w:pBdr>
                 <w:bottom w:val="none" w:sz="0" w:space="0" w:color="000000"/>
@@ -680,7 +683,7 @@
                 <w:szCs w:val="21"/>
                 <w:color w:val="000000"/>
               </w:rPr>
-              <w:t xml:space="preserve">It does not claim customers benefited from the pass-through</w:t>
+              <w:t xml:space="preserve">The brief does not claim customers benefited from lower freight rates (Finding 3)</w:t>
             </w:r>
           </w:p>
         </w:tc>
@@ -703,6 +706,7 @@
           </w:tcPr>
           <w:p>
             <w:pPr>
+              <w:pStyle w:val="Normal"/>
               <w:jc w:val="left"/>
               <w:pBdr>
                 <w:bottom w:val="none" w:sz="0" w:space="0" w:color="000000"/>
@@ -743,7 +747,6 @@
         <w:trPr>
           <w:trHeight w:val="648" w:hRule="atLeast"/>
         </w:trPr>
-        body4
         <w:tc>
           <w:tcPr>
             <w:tcBorders>
@@ -763,6 +766,7 @@
           </w:tcPr>
           <w:p>
             <w:pPr>
+              <w:pStyle w:val="Normal"/>
               <w:jc w:val="left"/>
               <w:pBdr>
                 <w:bottom w:val="none" w:sz="0" w:space="0" w:color="000000"/>
@@ -794,7 +798,7 @@
                 <w:szCs w:val="21"/>
                 <w:color w:val="000000"/>
               </w:rPr>
-              <w:t xml:space="preserve">It gives the enrolment figure (34%) without explaining why</w:t>
+              <w:t xml:space="preserve">The brief gives the enrolment figure (34%) and does not guess why operators did not join</w:t>
             </w:r>
           </w:p>
         </w:tc>
@@ -817,6 +821,7 @@
           </w:tcPr>
           <w:p>
             <w:pPr>
+              <w:pStyle w:val="Normal"/>
               <w:jc w:val="left"/>
               <w:pBdr>
                 <w:bottom w:val="none" w:sz="0" w:space="0" w:color="000000"/>
@@ -857,7 +862,6 @@
         <w:trPr>
           <w:trHeight w:val="648" w:hRule="atLeast"/>
         </w:trPr>
-        body5
         <w:tc>
           <w:tcPr>
             <w:tcBorders>
@@ -877,6 +881,7 @@
           </w:tcPr>
           <w:p>
             <w:pPr>
+              <w:pStyle w:val="Normal"/>
               <w:jc w:val="left"/>
               <w:pBdr>
                 <w:bottom w:val="none" w:sz="0" w:space="0" w:color="000000"/>
@@ -908,7 +913,7 @@
                 <w:szCs w:val="21"/>
                 <w:color w:val="000000"/>
               </w:rPr>
-              <w:t xml:space="preserve">It mentions the 22% cost overrun</w:t>
+              <w:t xml:space="preserve">The brief mentions the 22% overrun in administration costs</w:t>
             </w:r>
           </w:p>
         </w:tc>
@@ -931,6 +936,7 @@
           </w:tcPr>
           <w:p>
             <w:pPr>
+              <w:pStyle w:val="Normal"/>
               <w:jc w:val="left"/>
               <w:pBdr>
                 <w:bottom w:val="none" w:sz="0" w:space="0" w:color="000000"/>
@@ -971,7 +977,6 @@
         <w:trPr>
           <w:trHeight w:val="648" w:hRule="atLeast"/>
         </w:trPr>
-        body6
         <w:tc>
           <w:tcPr>
             <w:tcBorders>
@@ -991,6 +996,7 @@
           </w:tcPr>
           <w:p>
             <w:pPr>
+              <w:pStyle w:val="Normal"/>
               <w:jc w:val="left"/>
               <w:pBdr>
                 <w:bottom w:val="none" w:sz="0" w:space="0" w:color="000000"/>
@@ -1022,7 +1028,7 @@
                 <w:szCs w:val="21"/>
                 <w:color w:val="000000"/>
               </w:rPr>
-              <w:t xml:space="preserve">It does not turn the null finding into 'no effect'</w:t>
+              <w:t xml:space="preserve">The brief does not say Finding 6 shows 'no effect'</w:t>
             </w:r>
           </w:p>
         </w:tc>
@@ -1045,6 +1051,7 @@
           </w:tcPr>
           <w:p>
             <w:pPr>
+              <w:pStyle w:val="Normal"/>
               <w:jc w:val="left"/>
               <w:pBdr>
                 <w:bottom w:val="none" w:sz="0" w:space="0" w:color="000000"/>
@@ -1166,7 +1173,7 @@
           <w:szCs w:val="36"/>
           <w:color w:val="063360"/>
         </w:rPr>
-        <w:t xml:space="preserve">The AI draft: edit it as a team</w:t>
+        <w:t xml:space="preserve">The AI draft: edit the draft as a team</w:t>
       </w:r>
     </w:p>
     <w:p>
@@ -1355,7 +1362,7 @@
           <w:szCs w:val="22"/>
           <w:color w:val="000000"/>
         </w:rPr>
-        <w:t xml:space="preserve">Edit it on this page. Find four problems in what it says, then the two things it leaves out entirely.</w:t>
+        <w:t xml:space="preserve">Correct the AI draft on this page. Find four problems in what the draft says. Then find two important things that the draft does not mention at all.</w:t>
       </w:r>
     </w:p>
     <w:p>
@@ -1540,7 +1547,6 @@
         <w:trPr>
           <w:trHeight w:val="3600" w:hRule="atLeast"/>
         </w:trPr>
-        body1
         <w:tc>
           <w:tcPr>
             <w:tcBorders>
@@ -1560,6 +1566,7 @@
           </w:tcPr>
           <w:p>
             <w:pPr>
+              <w:pStyle w:val="Normal"/>
               <w:jc w:val="left"/>
               <w:pBdr>
                 <w:bottom w:val="none" w:sz="0" w:space="0" w:color="000000"/>
@@ -1669,7 +1676,7 @@
                 <w:szCs w:val="21"/>
                 <w:color w:val="000000"/>
               </w:rPr>
-              <w:t xml:space="preserve">3. Findings against the recommendation are named.</w:t>
+              <w:t xml:space="preserve">3. Findings that do not support the recommendation are mentioned.</w:t>
             </w:r>
             <w:r>
               <w:rPr>
@@ -1721,7 +1728,7 @@
                 <w:szCs w:val="21"/>
                 <w:color w:val="000000"/>
               </w:rPr>
-              <w:t xml:space="preserve">5. The risk can happen and can be watched.</w:t>
+              <w:t xml:space="preserve">5. The risk could really happen, and it can be monitored.</w:t>
             </w:r>
             <w:r>
               <w:rPr>
@@ -1786,7 +1793,7 @@
                 <w:szCs w:val="21"/>
                 <w:color w:val="000000"/>
               </w:rPr>
-              <w:t xml:space="preserve">On my desk, I will ask these about:</w:t>
+              <w:t xml:space="preserve">Back at work, I will ask these questions about:</w:t>
             </w:r>
             <w:r>
               <w:rPr>
@@ -1835,6 +1842,7 @@
           </w:tcPr>
           <w:p>
             <w:pPr>
+              <w:pStyle w:val="Normal"/>
               <w:jc w:val="left"/>
               <w:pBdr>
                 <w:bottom w:val="none" w:sz="0" w:space="0" w:color="000000"/>
@@ -1944,7 +1952,7 @@
                 <w:szCs w:val="21"/>
                 <w:color w:val="000000"/>
               </w:rPr>
-              <w:t xml:space="preserve">3. Findings against the recommendation are named.</w:t>
+              <w:t xml:space="preserve">3. Findings that do not support the recommendation are mentioned.</w:t>
             </w:r>
             <w:r>
               <w:rPr>
@@ -1996,7 +2004,7 @@
                 <w:szCs w:val="21"/>
                 <w:color w:val="000000"/>
               </w:rPr>
-              <w:t xml:space="preserve">5. The risk can happen and can be watched.</w:t>
+              <w:t xml:space="preserve">5. The risk could really happen, and it can be monitored.</w:t>
             </w:r>
             <w:r>
               <w:rPr>
@@ -2061,7 +2069,7 @@
                 <w:szCs w:val="21"/>
                 <w:color w:val="000000"/>
               </w:rPr>
-              <w:t xml:space="preserve">On my desk, I will ask these about:</w:t>
+              <w:t xml:space="preserve">Back at work, I will ask these questions about:</w:t>
             </w:r>
             <w:r>
               <w:rPr>
@@ -2096,7 +2104,6 @@
         <w:trPr>
           <w:trHeight w:val="3600" w:hRule="atLeast"/>
         </w:trPr>
-        body2
         <w:tc>
           <w:tcPr>
             <w:tcBorders>
@@ -2116,6 +2123,7 @@
           </w:tcPr>
           <w:p>
             <w:pPr>
+              <w:pStyle w:val="Normal"/>
               <w:jc w:val="left"/>
               <w:pBdr>
                 <w:bottom w:val="none" w:sz="0" w:space="0" w:color="000000"/>
@@ -2225,7 +2233,7 @@
                 <w:szCs w:val="21"/>
                 <w:color w:val="000000"/>
               </w:rPr>
-              <w:t xml:space="preserve">3. Findings against the recommendation are named.</w:t>
+              <w:t xml:space="preserve">3. Findings that do not support the recommendation are mentioned.</w:t>
             </w:r>
             <w:r>
               <w:rPr>
@@ -2277,7 +2285,7 @@
                 <w:szCs w:val="21"/>
                 <w:color w:val="000000"/>
               </w:rPr>
-              <w:t xml:space="preserve">5. The risk can happen and can be watched.</w:t>
+              <w:t xml:space="preserve">5. The risk could really happen, and it can be monitored.</w:t>
             </w:r>
             <w:r>
               <w:rPr>
@@ -2342,7 +2350,7 @@
                 <w:szCs w:val="21"/>
                 <w:color w:val="000000"/>
               </w:rPr>
-              <w:t xml:space="preserve">On my desk, I will ask these about:</w:t>
+              <w:t xml:space="preserve">Back at work, I will ask these questions about:</w:t>
             </w:r>
             <w:r>
               <w:rPr>
@@ -2391,6 +2399,7 @@
           </w:tcPr>
           <w:p>
             <w:pPr>
+              <w:pStyle w:val="Normal"/>
               <w:jc w:val="left"/>
               <w:pBdr>
                 <w:bottom w:val="none" w:sz="0" w:space="0" w:color="000000"/>
@@ -2500,7 +2509,7 @@
                 <w:szCs w:val="21"/>
                 <w:color w:val="000000"/>
               </w:rPr>
-              <w:t xml:space="preserve">3. Findings against the recommendation are named.</w:t>
+              <w:t xml:space="preserve">3. Findings that do not support the recommendation are mentioned.</w:t>
             </w:r>
             <w:r>
               <w:rPr>
@@ -2552,7 +2561,7 @@
                 <w:szCs w:val="21"/>
                 <w:color w:val="000000"/>
               </w:rPr>
-              <w:t xml:space="preserve">5. The risk can happen and can be watched.</w:t>
+              <w:t xml:space="preserve">5. The risk could really happen, and it can be monitored.</w:t>
             </w:r>
             <w:r>
               <w:rPr>
@@ -2617,7 +2626,7 @@
                 <w:szCs w:val="21"/>
                 <w:color w:val="000000"/>
               </w:rPr>
-              <w:t xml:space="preserve">On my desk, I will ask these about:</w:t>
+              <w:t xml:space="preserve">Back at work, I will ask these questions about:</w:t>
             </w:r>
             <w:r>
               <w:rPr>
@@ -2652,7 +2661,6 @@
         <w:trPr>
           <w:trHeight w:val="3600" w:hRule="atLeast"/>
         </w:trPr>
-        body3
         <w:tc>
           <w:tcPr>
             <w:tcBorders>
@@ -2672,6 +2680,7 @@
           </w:tcPr>
           <w:p>
             <w:pPr>
+              <w:pStyle w:val="Normal"/>
               <w:jc w:val="left"/>
               <w:pBdr>
                 <w:bottom w:val="none" w:sz="0" w:space="0" w:color="000000"/>
@@ -2781,7 +2790,7 @@
                 <w:szCs w:val="21"/>
                 <w:color w:val="000000"/>
               </w:rPr>
-              <w:t xml:space="preserve">3. Findings against the recommendation are named.</w:t>
+              <w:t xml:space="preserve">3. Findings that do not support the recommendation are mentioned.</w:t>
             </w:r>
             <w:r>
               <w:rPr>
@@ -2833,7 +2842,7 @@
                 <w:szCs w:val="21"/>
                 <w:color w:val="000000"/>
               </w:rPr>
-              <w:t xml:space="preserve">5. The risk can happen and can be watched.</w:t>
+              <w:t xml:space="preserve">5. The risk could really happen, and it can be monitored.</w:t>
             </w:r>
             <w:r>
               <w:rPr>
@@ -2898,7 +2907,7 @@
                 <w:szCs w:val="21"/>
                 <w:color w:val="000000"/>
               </w:rPr>
-              <w:t xml:space="preserve">On my desk, I will ask these about:</w:t>
+              <w:t xml:space="preserve">Back at work, I will ask these questions about:</w:t>
             </w:r>
             <w:r>
               <w:rPr>
@@ -2947,6 +2956,7 @@
           </w:tcPr>
           <w:p>
             <w:pPr>
+              <w:pStyle w:val="Normal"/>
               <w:jc w:val="left"/>
               <w:pBdr>
                 <w:bottom w:val="none" w:sz="0" w:space="0" w:color="000000"/>
@@ -3056,7 +3066,7 @@
                 <w:szCs w:val="21"/>
                 <w:color w:val="000000"/>
               </w:rPr>
-              <w:t xml:space="preserve">3. Findings against the recommendation are named.</w:t>
+              <w:t xml:space="preserve">3. Findings that do not support the recommendation are mentioned.</w:t>
             </w:r>
             <w:r>
               <w:rPr>
@@ -3108,7 +3118,7 @@
                 <w:szCs w:val="21"/>
                 <w:color w:val="000000"/>
               </w:rPr>
-              <w:t xml:space="preserve">5. The risk can happen and can be watched.</w:t>
+              <w:t xml:space="preserve">5. The risk could really happen, and it can be monitored.</w:t>
             </w:r>
             <w:r>
               <w:rPr>
@@ -3173,7 +3183,7 @@
                 <w:szCs w:val="21"/>
                 <w:color w:val="000000"/>
               </w:rPr>
-              <w:t xml:space="preserve">On my desk, I will ask these about:</w:t>
+              <w:t xml:space="preserve">Back at work, I will ask these questions about:</w:t>
             </w:r>
             <w:r>
               <w:rPr>

--- a/docs/handouts/Oct15_session2_handouts.docx
+++ b/docs/handouts/Oct15_session2_handouts.docx
@@ -98,7 +98,7 @@
           <w:szCs w:val="18"/>
           <w:color w:val="545860"/>
         </w:rPr>
-        <w:t xml:space="preserve">Fictional GreenWaste case | invented figures</w:t>
+        <w:t xml:space="preserve">GreenWaste is a fictional training case.</w:t>
       </w:r>
     </w:p>
     <w:p>
